--- a/static/uploads/word/INAMHI-DAF-UTICS-2026-019-IT-RE.docx
+++ b/static/uploads/word/INAMHI-DAF-UTICS-2026-019-IT-RE.docx
@@ -4,7 +4,21 @@
   <w:body>
     <w:p>
       <w:pPr>
-        <w:spacing w:before="0" w:after="120"/>
+        <w:spacing w:before="80" w:after="80"/>
+        <w:jc w:val="center"/>
+      </w:pPr>
+      <w:r>
+        <w:rPr>
+          <w:rFonts w:ascii="Times New Roman" w:hAnsi="Times New Roman"/>
+          <w:b/>
+          <w:sz w:val="36"/>
+        </w:rPr>
+        <w:t>INFORME TÉCNICO</w:t>
+      </w:r>
+    </w:p>
+    <w:p>
+      <w:pPr>
+        <w:spacing w:before="0" w:after="240"/>
         <w:jc w:val="center"/>
       </w:pPr>
       <w:r>
@@ -13,176 +27,51 @@
           <w:b/>
           <w:sz w:val="24"/>
         </w:rPr>
-        <w:t>INFORME TÉCNICO N° INAMHI-DAF-UTICS-2026-019-IT-RE</w:t>
+        <w:t>INAMHI-DAF-UTICS-2026-019-IT-RE</w:t>
       </w:r>
     </w:p>
-    <w:tbl>
-      <w:tblPr>
-        <w:tblStyle w:val="TableGrid"/>
-        <w:tblW w:type="auto" w:w="0"/>
-        <w:tblLook w:firstColumn="1" w:firstRow="1" w:lastColumn="0" w:lastRow="0" w:noHBand="0" w:noVBand="1" w:val="04A0"/>
-      </w:tblPr>
-      <w:tblGrid>
-        <w:gridCol w:w="4844"/>
-        <w:gridCol w:w="4844"/>
-      </w:tblGrid>
-      <w:tr>
-        <w:tc>
-          <w:tcPr>
-            <w:tcW w:type="dxa" w:w="1701"/>
-            <w:shd w:val="clear" w:color="auto" w:fill="003b73"/>
-          </w:tcPr>
-          <w:p>
-            <w:pPr>
-              <w:jc w:val="center"/>
-            </w:pPr>
-            <w:r>
-              <w:rPr>
-                <w:rFonts w:ascii="Arial" w:hAnsi="Arial"/>
-                <w:b/>
-                <w:color w:val="FFFFFF"/>
-                <w:sz w:val="20"/>
-              </w:rPr>
-              <w:t>PARA:</w:t>
-            </w:r>
-          </w:p>
-        </w:tc>
-        <w:tc>
-          <w:tcPr>
-            <w:tcW w:type="dxa" w:w="7654"/>
-          </w:tcPr>
-          <w:p>
-            <w:pPr>
-              <w:jc w:val="left"/>
-            </w:pPr>
-            <w:r>
-              <w:rPr>
-                <w:rFonts w:ascii="Times New Roman" w:hAnsi="Times New Roman"/>
-                <w:sz w:val="20"/>
-              </w:rPr>
-              <w:t>CRISTINA GUADALUPE ARGOTI ARCOS</w:t>
-            </w:r>
-          </w:p>
-        </w:tc>
-      </w:tr>
-      <w:tr>
-        <w:tc>
-          <w:tcPr>
-            <w:tcW w:type="dxa" w:w="1701"/>
-            <w:shd w:val="clear" w:color="auto" w:fill="003b73"/>
-          </w:tcPr>
-          <w:p>
-            <w:pPr>
-              <w:jc w:val="center"/>
-            </w:pPr>
-            <w:r>
-              <w:rPr>
-                <w:rFonts w:ascii="Arial" w:hAnsi="Arial"/>
-                <w:b/>
-                <w:color w:val="FFFFFF"/>
-                <w:sz w:val="20"/>
-              </w:rPr>
-              <w:t>DE:</w:t>
-            </w:r>
-          </w:p>
-        </w:tc>
-        <w:tc>
-          <w:tcPr>
-            <w:tcW w:type="dxa" w:w="7654"/>
-          </w:tcPr>
-          <w:p>
-            <w:pPr>
-              <w:jc w:val="left"/>
-            </w:pPr>
-            <w:r>
-              <w:rPr>
-                <w:rFonts w:ascii="Times New Roman" w:hAnsi="Times New Roman"/>
-                <w:sz w:val="20"/>
-              </w:rPr>
-              <w:t>Unidad de Tecnologías de la Información y Comunicación</w:t>
-            </w:r>
-          </w:p>
-        </w:tc>
-      </w:tr>
-      <w:tr>
-        <w:tc>
-          <w:tcPr>
-            <w:tcW w:type="dxa" w:w="1701"/>
-            <w:shd w:val="clear" w:color="auto" w:fill="003b73"/>
-          </w:tcPr>
-          <w:p>
-            <w:pPr>
-              <w:jc w:val="center"/>
-            </w:pPr>
-            <w:r>
-              <w:rPr>
-                <w:rFonts w:ascii="Arial" w:hAnsi="Arial"/>
-                <w:b/>
-                <w:color w:val="FFFFFF"/>
-                <w:sz w:val="20"/>
-              </w:rPr>
-              <w:t>ASUNTO:</w:t>
-            </w:r>
-          </w:p>
-        </w:tc>
-        <w:tc>
-          <w:tcPr>
-            <w:tcW w:type="dxa" w:w="7654"/>
-          </w:tcPr>
-          <w:p>
-            <w:pPr>
-              <w:jc w:val="left"/>
-            </w:pPr>
-            <w:r>
-              <w:rPr>
-                <w:rFonts w:ascii="Times New Roman" w:hAnsi="Times New Roman"/>
-                <w:sz w:val="20"/>
-              </w:rPr>
-              <w:t>Revisión de equipo tecnológico disponible para asignación.</w:t>
-            </w:r>
-          </w:p>
-        </w:tc>
-      </w:tr>
-      <w:tr>
-        <w:tc>
-          <w:tcPr>
-            <w:tcW w:type="dxa" w:w="1701"/>
-            <w:shd w:val="clear" w:color="auto" w:fill="003b73"/>
-          </w:tcPr>
-          <w:p>
-            <w:pPr>
-              <w:jc w:val="center"/>
-            </w:pPr>
-            <w:r>
-              <w:rPr>
-                <w:rFonts w:ascii="Arial" w:hAnsi="Arial"/>
-                <w:b/>
-                <w:color w:val="FFFFFF"/>
-                <w:sz w:val="20"/>
-              </w:rPr>
-              <w:t>FECHA:</w:t>
-            </w:r>
-          </w:p>
-        </w:tc>
-        <w:tc>
-          <w:tcPr>
-            <w:tcW w:type="dxa" w:w="7654"/>
-          </w:tcPr>
-          <w:p>
-            <w:pPr>
-              <w:jc w:val="left"/>
-            </w:pPr>
-            <w:r>
-              <w:rPr>
-                <w:rFonts w:ascii="Times New Roman" w:hAnsi="Times New Roman"/>
-                <w:sz w:val="20"/>
-              </w:rPr>
-              <w:t>11 de junio de 2026</w:t>
-            </w:r>
-          </w:p>
-        </w:tc>
-      </w:tr>
-    </w:tbl>
+    <w:p>
+      <w:pPr>
+        <w:spacing w:before="120" w:after="80"/>
+        <w:jc w:val="left"/>
+      </w:pPr>
+      <w:r>
+        <w:rPr>
+          <w:rFonts w:ascii="Times New Roman" w:hAnsi="Times New Roman"/>
+          <w:b/>
+          <w:sz w:val="22"/>
+        </w:rPr>
+        <w:t xml:space="preserve">Asunto: </w:t>
+      </w:r>
+      <w:r>
+        <w:rPr>
+          <w:rFonts w:ascii="Times New Roman" w:hAnsi="Times New Roman"/>
+          <w:sz w:val="22"/>
+        </w:rPr>
+        <w:t>Revisión de equipo tecnológico disponible para asignación.</w:t>
+      </w:r>
+    </w:p>
+    <w:p>
+      <w:pPr>
+        <w:spacing w:before="0" w:after="120"/>
+        <w:jc w:val="left"/>
+      </w:pPr>
+      <w:r>
+        <w:rPr>
+          <w:rFonts w:ascii="Times New Roman" w:hAnsi="Times New Roman"/>
+          <w:b/>
+          <w:sz w:val="22"/>
+        </w:rPr>
+        <w:t xml:space="preserve">Fecha: </w:t>
+      </w:r>
+      <w:r>
+        <w:rPr>
+          <w:rFonts w:ascii="Times New Roman" w:hAnsi="Times New Roman"/>
+          <w:sz w:val="22"/>
+        </w:rPr>
+        <w:t>11 de junio de 2026</w:t>
+      </w:r>
+    </w:p>
     <w:p>
       <w:pPr>
         <w:spacing w:before="0" w:after="80"/>
@@ -191,7 +80,7 @@
     </w:p>
     <w:p>
       <w:pPr>
-        <w:spacing w:before="120" w:after="40"/>
+        <w:spacing w:before="120" w:after="160"/>
         <w:jc w:val="left"/>
       </w:pPr>
       <w:r>
@@ -283,7 +172,13 @@
     </w:p>
     <w:p>
       <w:pPr>
-        <w:spacing w:before="120" w:after="40"/>
+        <w:spacing w:before="0" w:after="120"/>
+        <w:jc w:val="both"/>
+      </w:pPr>
+    </w:p>
+    <w:p>
+      <w:pPr>
+        <w:spacing w:before="120" w:after="160"/>
         <w:jc w:val="left"/>
       </w:pPr>
       <w:r>
@@ -297,8 +192,7 @@
     </w:p>
     <w:p>
       <w:pPr>
-        <w:pStyle w:val="ListBullet"/>
-        <w:spacing w:before="20" w:after="20"/>
+        <w:spacing w:before="0" w:after="120"/>
         <w:jc w:val="both"/>
       </w:pPr>
       <w:r>
@@ -357,8 +251,7 @@
     </w:p>
     <w:p>
       <w:pPr>
-        <w:pStyle w:val="ListBullet"/>
-        <w:spacing w:before="20" w:after="20"/>
+        <w:spacing w:before="0" w:after="120"/>
         <w:jc w:val="both"/>
       </w:pPr>
       <w:r>
@@ -372,8 +265,7 @@
     </w:p>
     <w:p>
       <w:pPr>
-        <w:pStyle w:val="ListBullet"/>
-        <w:spacing w:before="20" w:after="20"/>
+        <w:spacing w:before="0" w:after="120"/>
         <w:jc w:val="both"/>
       </w:pPr>
       <w:r>
@@ -387,8 +279,7 @@
     </w:p>
     <w:p>
       <w:pPr>
-        <w:pStyle w:val="ListBullet"/>
-        <w:spacing w:before="20" w:after="20"/>
+        <w:spacing w:before="0" w:after="120"/>
         <w:jc w:val="both"/>
       </w:pPr>
       <w:r>
@@ -402,8 +293,7 @@
     </w:p>
     <w:p>
       <w:pPr>
-        <w:pStyle w:val="ListBullet"/>
-        <w:spacing w:before="20" w:after="20"/>
+        <w:spacing w:before="0" w:after="120"/>
         <w:jc w:val="both"/>
       </w:pPr>
       <w:r>
@@ -417,7 +307,7 @@
     </w:p>
     <w:p>
       <w:pPr>
-        <w:spacing w:before="120" w:after="40"/>
+        <w:spacing w:before="280" w:after="80"/>
         <w:jc w:val="left"/>
       </w:pPr>
       <w:r>
@@ -437,7 +327,7 @@
     </w:p>
     <w:p>
       <w:pPr>
-        <w:spacing w:before="120" w:after="40"/>
+        <w:spacing w:before="120" w:after="160"/>
         <w:jc w:val="left"/>
       </w:pPr>
       <w:r>
@@ -451,60 +341,51 @@
         <w:t>CPU</w:t>
       </w:r>
     </w:p>
-    <w:tbl>
-      <w:tblPr>
-        <w:tblStyle w:val="TableGrid"/>
-        <w:tblW w:type="auto" w:w="0"/>
-        <w:tblLook w:firstColumn="1" w:firstRow="1" w:lastColumn="0" w:lastRow="0" w:noHBand="0" w:noVBand="1" w:val="04A0"/>
-      </w:tblPr>
-      <w:tblGrid>
-        <w:gridCol w:w="4844"/>
-        <w:gridCol w:w="4844"/>
-      </w:tblGrid>
-      <w:tr>
-        <w:tc>
-          <w:tcPr>
-            <w:tcW w:type="dxa" w:w="4535"/>
-            <w:shd w:val="clear" w:color="auto" w:fill="D6E4F0"/>
-          </w:tcPr>
-          <w:p>
-            <w:pPr>
-              <w:jc w:val="center"/>
-            </w:pPr>
-            <w:r>
-              <w:rPr>
-                <w:rFonts w:ascii="Times New Roman" w:hAnsi="Times New Roman"/>
-                <w:b/>
-                <w:sz w:val="20"/>
-              </w:rPr>
-              <w:t>MARCA: DELL</w:t>
-            </w:r>
-          </w:p>
-        </w:tc>
-        <w:tc>
-          <w:tcPr>
-            <w:tcW w:type="dxa" w:w="4535"/>
-            <w:shd w:val="clear" w:color="auto" w:fill="D6E4F0"/>
-          </w:tcPr>
-          <w:p>
-            <w:pPr>
-              <w:jc w:val="center"/>
-            </w:pPr>
-            <w:r>
-              <w:rPr>
-                <w:rFonts w:ascii="Times New Roman" w:hAnsi="Times New Roman"/>
-                <w:b/>
-                <w:sz w:val="20"/>
-              </w:rPr>
-              <w:t>ESTADO: BUENO</w:t>
-            </w:r>
-          </w:p>
-        </w:tc>
-      </w:tr>
-    </w:tbl>
     <w:p>
       <w:pPr>
-        <w:spacing w:before="0" w:after="0"/>
+        <w:spacing w:before="0" w:after="20"/>
+        <w:jc w:val="left"/>
+      </w:pPr>
+      <w:r>
+        <w:rPr>
+          <w:rFonts w:ascii="Times New Roman" w:hAnsi="Times New Roman"/>
+          <w:b/>
+          <w:sz w:val="20"/>
+        </w:rPr>
+        <w:t xml:space="preserve">MARCA: </w:t>
+      </w:r>
+      <w:r>
+        <w:rPr>
+          <w:rFonts w:ascii="Times New Roman" w:hAnsi="Times New Roman"/>
+          <w:sz w:val="20"/>
+        </w:rPr>
+        <w:t>DELL</w:t>
+      </w:r>
+    </w:p>
+    <w:p>
+      <w:pPr>
+        <w:spacing w:before="0" w:after="20"/>
+        <w:jc w:val="left"/>
+      </w:pPr>
+      <w:r>
+        <w:rPr>
+          <w:rFonts w:ascii="Times New Roman" w:hAnsi="Times New Roman"/>
+          <w:b/>
+          <w:sz w:val="20"/>
+        </w:rPr>
+        <w:t xml:space="preserve">ESTADO: </w:t>
+      </w:r>
+      <w:r>
+        <w:rPr>
+          <w:rFonts w:ascii="Times New Roman" w:hAnsi="Times New Roman"/>
+          <w:sz w:val="20"/>
+        </w:rPr>
+        <w:t>BUENO</w:t>
+      </w:r>
+    </w:p>
+    <w:p>
+      <w:pPr>
+        <w:spacing w:before="0" w:after="20"/>
         <w:jc w:val="left"/>
       </w:pPr>
       <w:r>
@@ -525,7 +406,7 @@
     </w:p>
     <w:p>
       <w:pPr>
-        <w:spacing w:before="0" w:after="0"/>
+        <w:spacing w:before="0" w:after="20"/>
         <w:jc w:val="left"/>
       </w:pPr>
       <w:r>
@@ -546,7 +427,7 @@
     </w:p>
     <w:p>
       <w:pPr>
-        <w:spacing w:before="0" w:after="0"/>
+        <w:spacing w:before="0" w:after="20"/>
         <w:jc w:val="left"/>
       </w:pPr>
       <w:r>
@@ -567,7 +448,7 @@
     </w:p>
     <w:p>
       <w:pPr>
-        <w:spacing w:before="0" w:after="0"/>
+        <w:spacing w:before="0" w:after="160"/>
         <w:jc w:val="left"/>
       </w:pPr>
       <w:r>
@@ -594,7 +475,7 @@
     </w:p>
     <w:p>
       <w:pPr>
-        <w:spacing w:before="120" w:after="40"/>
+        <w:spacing w:before="120" w:after="160"/>
         <w:jc w:val="left"/>
       </w:pPr>
       <w:r>
@@ -608,8 +489,7 @@
     </w:p>
     <w:p>
       <w:pPr>
-        <w:pStyle w:val="ListBullet"/>
-        <w:spacing w:before="20" w:after="20"/>
+        <w:spacing w:before="0" w:after="120"/>
         <w:jc w:val="both"/>
       </w:pPr>
       <w:r>
@@ -623,8 +503,7 @@
     </w:p>
     <w:p>
       <w:pPr>
-        <w:pStyle w:val="ListBullet"/>
-        <w:spacing w:before="20" w:after="20"/>
+        <w:spacing w:before="0" w:after="120"/>
         <w:jc w:val="both"/>
       </w:pPr>
       <w:r>
@@ -702,7 +581,6 @@
         <w:tc>
           <w:tcPr>
             <w:tcW w:type="dxa" w:w="4535"/>
-            <w:shd w:val="clear" w:color="auto" w:fill="003b73"/>
           </w:tcPr>
           <w:p>
             <w:pPr>
@@ -712,7 +590,6 @@
               <w:rPr>
                 <w:rFonts w:ascii="Arial" w:hAnsi="Arial"/>
                 <w:b/>
-                <w:color w:val="FFFFFF"/>
                 <w:sz w:val="20"/>
               </w:rPr>
               <w:t>ELABORADO POR:</w:t>
@@ -722,7 +599,6 @@
         <w:tc>
           <w:tcPr>
             <w:tcW w:type="dxa" w:w="4535"/>
-            <w:shd w:val="clear" w:color="auto" w:fill="003b73"/>
           </w:tcPr>
           <w:p>
             <w:pPr>
@@ -732,7 +608,6 @@
               <w:rPr>
                 <w:rFonts w:ascii="Arial" w:hAnsi="Arial"/>
                 <w:b/>
-                <w:color w:val="FFFFFF"/>
                 <w:sz w:val="20"/>
               </w:rPr>
               <w:t>APROBADO POR:</w:t>
@@ -789,9 +664,7 @@
                 <w:b/>
                 <w:sz w:val="20"/>
               </w:rPr>
-              <w:t>TÉCNICO DE TICS</w:t>
               <w:br/>
-              <w:t>TÉCNICO</w:t>
             </w:r>
           </w:p>
         </w:tc>
@@ -809,9 +682,7 @@
                 <w:b/>
                 <w:sz w:val="20"/>
               </w:rPr>
-              <w:t>DIRECTOR/A DAF</w:t>
               <w:br/>
-              <w:t>DIRECTOR/A</w:t>
             </w:r>
           </w:p>
         </w:tc>
@@ -833,23 +704,42 @@
 <w:ftr xmlns:m="http://schemas.openxmlformats.org/officeDocument/2006/math" xmlns:mc="http://schemas.openxmlformats.org/markup-compatibility/2006" xmlns:mo="http://schemas.microsoft.com/office/mac/office/2008/main" xmlns:mv="urn:schemas-microsoft-com:mac:vml" xmlns:o="urn:schemas-microsoft-com:office:office" xmlns:r="http://schemas.openxmlformats.org/officeDocument/2006/relationships" xmlns:v="urn:schemas-microsoft-com:vml" xmlns:w10="urn:schemas-microsoft-com:office:word" xmlns:w14="http://schemas.microsoft.com/office/word/2010/wordml" xmlns:w="http://schemas.openxmlformats.org/wordprocessingml/2006/main" xmlns:wne="http://schemas.microsoft.com/office/word/2006/wordml" xmlns:wp14="http://schemas.microsoft.com/office/word/2010/wordprocessingDrawing" xmlns:wp="http://schemas.openxmlformats.org/drawingml/2006/wordprocessingDrawing" xmlns:wpc="http://schemas.microsoft.com/office/word/2010/wordprocessingCanvas" xmlns:wpg="http://schemas.microsoft.com/office/word/2010/wordprocessingGroup" xmlns:wpi="http://schemas.microsoft.com/office/word/2010/wordprocessingInk" xmlns:wps="http://schemas.microsoft.com/office/word/2010/wordprocessingShape" mc:Ignorable="w14 wp14">
   <w:p>
     <w:pPr>
-      <w:spacing w:before="0" w:after="40"/>
-      <w:pBdr>
-        <w:top w:val="single" w:sz="6" w:space="1" w:color="003b73"/>
-      </w:pBdr>
-    </w:pPr>
-  </w:p>
-  <w:p>
-    <w:pPr>
-      <w:spacing w:before="0" w:after="0"/>
+      <w:spacing w:before="40" w:after="0"/>
       <w:jc w:val="center"/>
     </w:pPr>
     <w:r>
-      <w:rPr>
-        <w:rFonts w:ascii="Arial" w:hAnsi="Arial"/>
-        <w:sz w:val="16"/>
-      </w:rPr>
-      <w:t>Av. América N34-61 y Av. Colón, Quito - Ecuador   |   Tel: (02) 2261-408   |   www.inamhi.gob.ec</w:t>
+      <w:drawing>
+        <wp:inline xmlns:a="http://schemas.openxmlformats.org/drawingml/2006/main" xmlns:pic="http://schemas.openxmlformats.org/drawingml/2006/picture">
+          <wp:extent cx="5940000" cy="700472"/>
+          <wp:docPr id="1" name="Picture 1"/>
+          <wp:cNvGraphicFramePr>
+            <a:graphicFrameLocks noChangeAspect="1"/>
+          </wp:cNvGraphicFramePr>
+          <a:graphic>
+            <a:graphicData uri="http://schemas.openxmlformats.org/drawingml/2006/picture">
+              <pic:pic>
+                <pic:nvPicPr>
+                  <pic:cNvPr id="0" name="imagen_pie_pagina.png"/>
+                  <pic:cNvPicPr/>
+                </pic:nvPicPr>
+                <pic:blipFill>
+                  <a:blip r:embed="rId1"/>
+                  <a:stretch>
+                    <a:fillRect/>
+                  </a:stretch>
+                </pic:blipFill>
+                <pic:spPr>
+                  <a:xfrm>
+                    <a:off x="0" y="0"/>
+                    <a:ext cx="5940000" cy="700472"/>
+                  </a:xfrm>
+                  <a:prstGeom prst="rect"/>
+                </pic:spPr>
+              </pic:pic>
+            </a:graphicData>
+          </a:graphic>
+        </wp:inline>
+      </w:drawing>
     </w:r>
   </w:p>
 </w:ftr>
@@ -857,167 +747,46 @@
 
 <file path=word/header1.xml><?xml version="1.0" encoding="utf-8"?>
 <w:hdr xmlns:m="http://schemas.openxmlformats.org/officeDocument/2006/math" xmlns:mc="http://schemas.openxmlformats.org/markup-compatibility/2006" xmlns:mo="http://schemas.microsoft.com/office/mac/office/2008/main" xmlns:mv="urn:schemas-microsoft-com:mac:vml" xmlns:o="urn:schemas-microsoft-com:office:office" xmlns:r="http://schemas.openxmlformats.org/officeDocument/2006/relationships" xmlns:v="urn:schemas-microsoft-com:vml" xmlns:w10="urn:schemas-microsoft-com:office:word" xmlns:w14="http://schemas.microsoft.com/office/word/2010/wordml" xmlns:w="http://schemas.openxmlformats.org/wordprocessingml/2006/main" xmlns:wne="http://schemas.microsoft.com/office/word/2006/wordml" xmlns:wp14="http://schemas.microsoft.com/office/word/2010/wordprocessingDrawing" xmlns:wp="http://schemas.openxmlformats.org/drawingml/2006/wordprocessingDrawing" xmlns:wpc="http://schemas.microsoft.com/office/word/2010/wordprocessingCanvas" xmlns:wpg="http://schemas.microsoft.com/office/word/2010/wordprocessingGroup" xmlns:wpi="http://schemas.microsoft.com/office/word/2010/wordprocessingInk" xmlns:wps="http://schemas.microsoft.com/office/word/2010/wordprocessingShape" mc:Ignorable="w14 wp14">
-  <w:tbl>
-    <w:tblPr>
-      <w:tblW w:type="auto" w:w="0"/>
-      <w:tblLook w:firstColumn="1" w:firstRow="1" w:lastColumn="0" w:lastRow="0" w:noHBand="0" w:noVBand="1" w:val="04A0"/>
-      <w:tblBorders>
-        <w:top w:val="none"/>
-        <w:left w:val="none"/>
-        <w:bottom w:val="none"/>
-        <w:right w:val="none"/>
-        <w:insideH w:val="none"/>
-        <w:insideV w:val="none"/>
-      </w:tblBorders>
-    </w:tblPr>
-    <w:tblGrid>
-      <w:gridCol w:w="3118"/>
-      <w:gridCol w:w="3118"/>
-      <w:gridCol w:w="3118"/>
-    </w:tblGrid>
-    <w:tr>
-      <w:tc>
-        <w:tcPr>
-          <w:tcW w:type="dxa" w:w="1587"/>
-        </w:tcPr>
-        <w:p>
-          <w:pPr>
-            <w:jc w:val="center"/>
-          </w:pPr>
-        </w:p>
-      </w:tc>
-      <w:tc>
-        <w:tcPr>
-          <w:tcW w:type="dxa" w:w="6236"/>
-        </w:tcPr>
-        <w:p>
-          <w:pPr>
-            <w:spacing w:before="0" w:after="0"/>
-            <w:jc w:val="center"/>
-          </w:pPr>
-          <w:r>
-            <w:rPr>
-              <w:rFonts w:ascii="Arial" w:hAnsi="Arial"/>
-              <w:b/>
-              <w:sz w:val="18"/>
-            </w:rPr>
-            <w:t>INSTITUTO NACIONAL DE METEOROLOGÍA E HIDROLOGÍA</w:t>
-          </w:r>
-        </w:p>
-        <w:p>
-          <w:pPr>
-            <w:spacing w:before="0" w:after="0"/>
-            <w:jc w:val="center"/>
-          </w:pPr>
-          <w:r>
-            <w:rPr>
-              <w:rFonts w:ascii="Arial" w:hAnsi="Arial"/>
-              <w:b/>
-              <w:sz w:val="18"/>
-            </w:rPr>
-            <w:t>INAMHI</w:t>
-          </w:r>
-        </w:p>
-        <w:p>
-          <w:pPr>
-            <w:spacing w:before="0" w:after="0"/>
-            <w:jc w:val="center"/>
-          </w:pPr>
-          <w:r>
-            <w:rPr>
-              <w:rFonts w:ascii="Arial" w:hAnsi="Arial"/>
-              <w:b/>
-              <w:sz w:val="16"/>
-            </w:rPr>
-            <w:t>DIRECCIÓN ADMINISTRATIVA FINANCIERA</w:t>
-          </w:r>
-        </w:p>
-        <w:p>
-          <w:pPr>
-            <w:spacing w:before="0" w:after="0"/>
-            <w:jc w:val="center"/>
-          </w:pPr>
-          <w:r>
-            <w:rPr>
-              <w:rFonts w:ascii="Arial" w:hAnsi="Arial"/>
-              <w:b/>
-              <w:sz w:val="16"/>
-            </w:rPr>
-            <w:t>UNIDAD DE TECNOLOGÍAS DE LA INFORMACIÓN Y COMUNICACIÓN</w:t>
-          </w:r>
-        </w:p>
-      </w:tc>
-      <w:tc>
-        <w:tcPr>
-          <w:tcW w:type="dxa" w:w="1587"/>
-        </w:tcPr>
-        <w:p>
-          <w:pPr>
-            <w:jc w:val="center"/>
-          </w:pPr>
-        </w:p>
-      </w:tc>
-    </w:tr>
-  </w:tbl>
-  <w:tbl>
-    <w:tblPr>
-      <w:tblW w:type="auto" w:w="0"/>
-      <w:tblLook w:firstColumn="1" w:firstRow="1" w:lastColumn="0" w:lastRow="0" w:noHBand="0" w:noVBand="1" w:val="04A0"/>
-    </w:tblPr>
-    <w:tblGrid>
-      <w:gridCol w:w="3118"/>
-      <w:gridCol w:w="3118"/>
-      <w:gridCol w:w="3118"/>
-    </w:tblGrid>
-    <w:tr>
-      <w:tc>
-        <w:tcPr>
-          <w:tcW w:type="dxa" w:w="2268"/>
-        </w:tcPr>
-        <w:p>
-          <w:r>
-            <w:rPr>
-              <w:rFonts w:ascii="Arial" w:hAnsi="Arial"/>
-              <w:sz w:val="16"/>
-            </w:rPr>
-            <w:t>CÓDIGO:</w:t>
-          </w:r>
-        </w:p>
-      </w:tc>
-      <w:tc>
-        <w:tcPr>
-          <w:tcW w:type="dxa" w:w="4819"/>
-        </w:tcPr>
-        <w:p>
-          <w:pPr>
-            <w:jc w:val="center"/>
-          </w:pPr>
-          <w:r>
-            <w:rPr>
-              <w:rFonts w:ascii="Arial" w:hAnsi="Arial"/>
-              <w:b/>
-              <w:sz w:val="18"/>
-            </w:rPr>
-            <w:t>INFORME TÉCNICO</w:t>
-          </w:r>
-        </w:p>
-      </w:tc>
-      <w:tc>
-        <w:tcPr>
-          <w:tcW w:type="dxa" w:w="2268"/>
-        </w:tcPr>
-        <w:p>
-          <w:r>
-            <w:rPr>
-              <w:rFonts w:ascii="Arial" w:hAnsi="Arial"/>
-              <w:sz w:val="16"/>
-            </w:rPr>
-            <w:t>PÁGINA:</w:t>
-          </w:r>
-        </w:p>
-      </w:tc>
-    </w:tr>
-  </w:tbl>
+  <w:p>
+    <w:pPr>
+      <w:spacing w:before="0" w:after="40"/>
+      <w:jc w:val="center"/>
+    </w:pPr>
+    <w:r>
+      <w:drawing>
+        <wp:inline xmlns:a="http://schemas.openxmlformats.org/drawingml/2006/main" xmlns:pic="http://schemas.openxmlformats.org/drawingml/2006/picture">
+          <wp:extent cx="5940000" cy="723815"/>
+          <wp:docPr id="1" name="Picture 1"/>
+          <wp:cNvGraphicFramePr>
+            <a:graphicFrameLocks noChangeAspect="1"/>
+          </wp:cNvGraphicFramePr>
+          <a:graphic>
+            <a:graphicData uri="http://schemas.openxmlformats.org/drawingml/2006/picture">
+              <pic:pic>
+                <pic:nvPicPr>
+                  <pic:cNvPr id="0" name="imagen_encabezado.png"/>
+                  <pic:cNvPicPr/>
+                </pic:nvPicPr>
+                <pic:blipFill>
+                  <a:blip r:embed="rId1"/>
+                  <a:stretch>
+                    <a:fillRect/>
+                  </a:stretch>
+                </pic:blipFill>
+                <pic:spPr>
+                  <a:xfrm>
+                    <a:off x="0" y="0"/>
+                    <a:ext cx="5940000" cy="723815"/>
+                  </a:xfrm>
+                  <a:prstGeom prst="rect"/>
+                </pic:spPr>
+              </pic:pic>
+            </a:graphicData>
+          </a:graphic>
+        </wp:inline>
+      </w:drawing>
+    </w:r>
+  </w:p>
 </w:hdr>
 </file>
 
